--- a/Proyecto Intermodular/2025-09-26_Alberto_Puig_Parellada.docx
+++ b/Proyecto Intermodular/2025-09-26_Alberto_Puig_Parellada.docx
@@ -349,10 +349,28 @@
               <w:widowControl w:val="0"/>
             </w:pPr>
             <w:r>
-              <w:t>Para ello realizaré una aplicación web a modo de red social que permita a los usuarios registrarse, iniciar sesión y par</w:t>
-            </w:r>
-            <w:r>
-              <w:t>ticipar en quedadas de deportes.</w:t>
+              <w:t xml:space="preserve">Para ello realizaré una aplicación web a modo de red social que permita a los </w:t>
+            </w:r>
+            <w:r>
+              <w:rPr>
+                <w:b/>
+              </w:rPr>
+              <w:t>usuarios</w:t>
+            </w:r>
+            <w:r>
+              <w:t xml:space="preserve"> registrarse, iniciar sesión y par</w:t>
+            </w:r>
+            <w:r>
+              <w:t xml:space="preserve">ticipar en </w:t>
+            </w:r>
+            <w:r>
+              <w:rPr>
+                <w:b/>
+              </w:rPr>
+              <w:t>quedadas</w:t>
+            </w:r>
+            <w:r>
+              <w:t xml:space="preserve"> de deportes.</w:t>
             </w:r>
             <w:r>
               <w:t xml:space="preserve"> </w:t>
@@ -375,22 +393,49 @@
               <w:t xml:space="preserve">atributos, el deporte, la localización, fecha y hora y centro. </w:t>
             </w:r>
             <w:r>
-              <w:t>Además la red social tendrá un sistema de puntuación competitiva para buscar quedadas por puntuación similar a la del propio usuario, para así evitar que ju</w:t>
+              <w:t xml:space="preserve">Además la red social tendrá un sistema de </w:t>
+            </w:r>
+            <w:r>
+              <w:rPr>
+                <w:b/>
+              </w:rPr>
+              <w:t>puntuación</w:t>
+            </w:r>
+            <w:r>
+              <w:t xml:space="preserve"> competitiva para buscar quedadas por puntuación similar a la del propio usuario, para así evitar que ju</w:t>
             </w:r>
             <w:r>
               <w:t>e</w:t>
             </w:r>
             <w:r>
-              <w:t>guen juntos un jugador muy bueno y otro muy malo, también se implementará un sistema de verificación de puntuación, en el que al terminar la quedada el creador indicará la puntuación de cada equipo, los usuarios aceptarán o negarán la puntuación, y se solicitará una puntuación nueva o se aplicará a los usuarios en base a la decisión colectiva.</w:t>
-            </w:r>
-          </w:p>
-          <w:p>
-            <w:pPr>
-              <w:pStyle w:val="LO-normal"/>
-              <w:widowControl w:val="0"/>
-            </w:pPr>
-            <w:r>
-              <w:t xml:space="preserve">Los usuarios además dispondrán de una sección de perfil, en el que </w:t>
+              <w:t xml:space="preserve">guen juntos un jugador muy bueno y otro muy malo, también se implementará un sistema de </w:t>
+            </w:r>
+            <w:r>
+              <w:rPr>
+                <w:b/>
+              </w:rPr>
+              <w:t>verificación</w:t>
+            </w:r>
+            <w:r>
+              <w:t xml:space="preserve"> de puntuación, en el que al terminar la quedada el creador indicará la puntuación de cada equipo, los usuarios aceptarán o negarán la puntuación, y se solicitará una puntuación nueva o se aplicará a los usuarios en base a la decisión colectiva.</w:t>
+            </w:r>
+          </w:p>
+          <w:p>
+            <w:pPr>
+              <w:pStyle w:val="LO-normal"/>
+              <w:widowControl w:val="0"/>
+            </w:pPr>
+            <w:r>
+              <w:t xml:space="preserve">Los usuarios además dispondrán de una sección de </w:t>
+            </w:r>
+            <w:r>
+              <w:rPr>
+                <w:b/>
+              </w:rPr>
+              <w:t>perfil</w:t>
+            </w:r>
+            <w:r>
+              <w:t xml:space="preserve">, en el que </w:t>
             </w:r>
             <w:proofErr w:type="gramStart"/>
             <w:r>
@@ -398,7 +443,16 @@
             </w:r>
             <w:proofErr w:type="gramEnd"/>
             <w:r>
-              <w:t xml:space="preserve"> acceder a sus estadísticas competitivas, ver el historial de quedadas en las que participa y están pendientes, y ver el historial de quedadas que ya han pasado y en las que ha participado</w:t>
+              <w:t xml:space="preserve"> acceder a sus estadísticas competitivas, ver el </w:t>
+            </w:r>
+            <w:r>
+              <w:rPr>
+                <w:b/>
+              </w:rPr>
+              <w:t>historial</w:t>
+            </w:r>
+            <w:r>
+              <w:t xml:space="preserve"> de quedadas en las que participa y están pendientes, y ver el historial de quedadas que ya han pasado y en las que ha participado</w:t>
             </w:r>
             <w:r>
               <w:t>.</w:t>
@@ -410,7 +464,81 @@
               <w:widowControl w:val="0"/>
             </w:pPr>
             <w:r>
-              <w:t>Como punto adicional se integrará un sistema de chat en el que los usuarios podrán buscar a otros usuarios por nombre y correo para escribirse y organizarse para las quedadas, además de poder crear grupos que incluyan a varios usuarios en estos mismos.</w:t>
+              <w:t xml:space="preserve">Como punto adicional se integrará un sistema de </w:t>
+            </w:r>
+            <w:r>
+              <w:rPr>
+                <w:b/>
+                <w:sz w:val="24"/>
+              </w:rPr>
+              <w:t>chat</w:t>
+            </w:r>
+            <w:r>
+              <w:rPr>
+                <w:sz w:val="24"/>
+              </w:rPr>
+              <w:t xml:space="preserve"> </w:t>
+            </w:r>
+            <w:r>
+              <w:t>en el que los usuarios podrán buscar a otros usuarios por nombre y correo para escribirse y organizarse para las quedadas, además de poder crear grupos que incluyan a varios usuarios en estos mismos.</w:t>
+            </w:r>
+          </w:p>
+          <w:p>
+            <w:pPr>
+              <w:pStyle w:val="LO-normal"/>
+              <w:widowControl w:val="0"/>
+            </w:pPr>
+            <w:r>
+              <w:rPr>
+                <w:noProof/>
+                <w:lang w:eastAsia="es-ES" w:bidi="ar-SA"/>
+              </w:rPr>
+              <w:lastRenderedPageBreak/>
+              <w:drawing>
+                <wp:inline distT="0" distB="0" distL="0" distR="0">
+                  <wp:extent cx="5713095" cy="3409315"/>
+                  <wp:effectExtent l="19050" t="0" r="1905" b="0"/>
+                  <wp:docPr id="2" name="Imagen 1"/>
+                  <wp:cNvGraphicFramePr>
+                    <a:graphicFrameLocks xmlns:a="http://schemas.openxmlformats.org/drawingml/2006/main" noChangeAspect="1"/>
+                  </wp:cNvGraphicFramePr>
+                  <a:graphic xmlns:a="http://schemas.openxmlformats.org/drawingml/2006/main">
+                    <a:graphicData uri="http://schemas.openxmlformats.org/drawingml/2006/picture">
+                      <pic:pic xmlns:pic="http://schemas.openxmlformats.org/drawingml/2006/picture">
+                        <pic:nvPicPr>
+                          <pic:cNvPr id="0" name="Picture 1"/>
+                          <pic:cNvPicPr>
+                            <a:picLocks noChangeAspect="1" noChangeArrowheads="1"/>
+                          </pic:cNvPicPr>
+                        </pic:nvPicPr>
+                        <pic:blipFill>
+                          <a:blip r:embed="rId9" cstate="print"/>
+                          <a:srcRect/>
+                          <a:stretch>
+                            <a:fillRect/>
+                          </a:stretch>
+                        </pic:blipFill>
+                        <pic:spPr bwMode="auto">
+                          <a:xfrm>
+                            <a:off x="0" y="0"/>
+                            <a:ext cx="5713095" cy="3409315"/>
+                          </a:xfrm>
+                          <a:prstGeom prst="rect">
+                            <a:avLst/>
+                          </a:prstGeom>
+                          <a:noFill/>
+                          <a:ln w="9525">
+                            <a:noFill/>
+                            <a:miter lim="800000"/>
+                            <a:headEnd/>
+                            <a:tailEnd/>
+                          </a:ln>
+                        </pic:spPr>
+                      </pic:pic>
+                    </a:graphicData>
+                  </a:graphic>
+                </wp:inline>
+              </w:drawing>
             </w:r>
           </w:p>
           <w:p>
@@ -437,7 +565,13 @@
             </w:r>
             <w:proofErr w:type="spellEnd"/>
             <w:r>
-              <w:t>, registro e inicio de sesión para el usuario</w:t>
+              <w:t xml:space="preserve">, registro e inicio de sesión para el </w:t>
+            </w:r>
+            <w:r>
+              <w:rPr>
+                <w:b/>
+              </w:rPr>
+              <w:t>usuario</w:t>
             </w:r>
           </w:p>
           <w:p>
@@ -450,7 +584,13 @@
               </w:numPr>
             </w:pPr>
             <w:r>
-              <w:t>Modificación de datos personales del usuario como foto de perfil, número de teléfono, correo o nombre</w:t>
+              <w:rPr>
+                <w:b/>
+              </w:rPr>
+              <w:t>Encriptación</w:t>
+            </w:r>
+            <w:r>
+              <w:t xml:space="preserve"> de contraseñas e información frágil</w:t>
             </w:r>
           </w:p>
           <w:p>
@@ -463,8 +603,276 @@
               </w:numPr>
             </w:pPr>
             <w:r>
+              <w:rPr>
+                <w:b/>
+              </w:rPr>
+              <w:t>Diseño</w:t>
+            </w:r>
+            <w:r>
+              <w:t xml:space="preserve"> de la base de datos con </w:t>
+            </w:r>
+            <w:proofErr w:type="spellStart"/>
+            <w:r>
+              <w:t>postgresql</w:t>
+            </w:r>
+            <w:proofErr w:type="spellEnd"/>
+          </w:p>
+          <w:p>
+            <w:pPr>
+              <w:pStyle w:val="LO-normal"/>
+              <w:widowControl w:val="0"/>
+              <w:numPr>
+                <w:ilvl w:val="0"/>
+                <w:numId w:val="1"/>
+              </w:numPr>
+            </w:pPr>
+            <w:r>
+              <w:t xml:space="preserve">Desarrollo de una </w:t>
+            </w:r>
+            <w:r>
+              <w:rPr>
+                <w:b/>
+              </w:rPr>
+              <w:t>api</w:t>
+            </w:r>
+            <w:r>
+              <w:t xml:space="preserve"> con </w:t>
+            </w:r>
+            <w:proofErr w:type="spellStart"/>
+            <w:r>
+              <w:rPr>
+                <w:b/>
+              </w:rPr>
+              <w:t>nestjs</w:t>
+            </w:r>
+            <w:proofErr w:type="spellEnd"/>
+          </w:p>
+          <w:p>
+            <w:pPr>
+              <w:pStyle w:val="LO-normal"/>
+              <w:widowControl w:val="0"/>
+              <w:numPr>
+                <w:ilvl w:val="0"/>
+                <w:numId w:val="1"/>
+              </w:numPr>
+            </w:pPr>
+            <w:r>
+              <w:t xml:space="preserve">Uso de los servicios de AWS: </w:t>
+            </w:r>
+            <w:proofErr w:type="spellStart"/>
+            <w:r>
+              <w:t>Buckets</w:t>
+            </w:r>
+            <w:proofErr w:type="spellEnd"/>
+            <w:r>
+              <w:t xml:space="preserve"> </w:t>
+            </w:r>
+            <w:r>
+              <w:rPr>
+                <w:b/>
+              </w:rPr>
+              <w:t>S3</w:t>
+            </w:r>
+            <w:r>
+              <w:t xml:space="preserve">, Máquinas </w:t>
+            </w:r>
+            <w:r>
+              <w:rPr>
+                <w:b/>
+              </w:rPr>
+              <w:t>EC2</w:t>
+            </w:r>
+            <w:r>
+              <w:t xml:space="preserve">, Gestión de bases de datos </w:t>
+            </w:r>
+            <w:r>
+              <w:rPr>
+                <w:b/>
+              </w:rPr>
+              <w:t>RDS</w:t>
+            </w:r>
+          </w:p>
+          <w:p>
+            <w:pPr>
+              <w:pStyle w:val="LO-normal"/>
+              <w:widowControl w:val="0"/>
+              <w:numPr>
+                <w:ilvl w:val="0"/>
+                <w:numId w:val="1"/>
+              </w:numPr>
+            </w:pPr>
+            <w:r>
+              <w:t xml:space="preserve">Uso de </w:t>
+            </w:r>
+            <w:proofErr w:type="spellStart"/>
+            <w:r>
+              <w:rPr>
+                <w:b/>
+              </w:rPr>
+              <w:t>tokens</w:t>
+            </w:r>
+            <w:proofErr w:type="spellEnd"/>
+            <w:r>
+              <w:t xml:space="preserve"> para la comunicación entre el </w:t>
+            </w:r>
+            <w:proofErr w:type="spellStart"/>
+            <w:r>
+              <w:t>front</w:t>
+            </w:r>
+            <w:proofErr w:type="spellEnd"/>
+            <w:r>
+              <w:t xml:space="preserve"> y la api</w:t>
+            </w:r>
+          </w:p>
+          <w:p>
+            <w:pPr>
+              <w:pStyle w:val="LO-normal"/>
+              <w:widowControl w:val="0"/>
+              <w:numPr>
+                <w:ilvl w:val="0"/>
+                <w:numId w:val="1"/>
+              </w:numPr>
+            </w:pPr>
+            <w:r>
+              <w:t xml:space="preserve">Sistema de </w:t>
+            </w:r>
+            <w:r>
+              <w:rPr>
+                <w:b/>
+              </w:rPr>
+              <w:t>enví</w:t>
+            </w:r>
+            <w:r>
+              <w:rPr>
+                <w:b/>
+              </w:rPr>
+              <w:t>o de correos</w:t>
+            </w:r>
+            <w:r>
+              <w:t xml:space="preserve"> para verificaciones</w:t>
+            </w:r>
+          </w:p>
+          <w:p>
+            <w:pPr>
+              <w:pStyle w:val="LO-normal"/>
+              <w:widowControl w:val="0"/>
+              <w:numPr>
+                <w:ilvl w:val="0"/>
+                <w:numId w:val="1"/>
+              </w:numPr>
+            </w:pPr>
+            <w:r>
+              <w:rPr>
+                <w:b/>
+              </w:rPr>
+              <w:t>Modificación de datos</w:t>
+            </w:r>
+            <w:r>
+              <w:t xml:space="preserve"> personales del usuario como foto de perfil, número de teléfono, correo o nombre</w:t>
+            </w:r>
+            <w:r>
+              <w:t xml:space="preserve"> con verificació</w:t>
+            </w:r>
+            <w:r>
+              <w:t>n</w:t>
+            </w:r>
+          </w:p>
+          <w:p>
+            <w:pPr>
+              <w:pStyle w:val="LO-normal"/>
+              <w:widowControl w:val="0"/>
+              <w:numPr>
+                <w:ilvl w:val="0"/>
+                <w:numId w:val="1"/>
+              </w:numPr>
+            </w:pPr>
+            <w:r>
+              <w:rPr>
+                <w:b/>
+              </w:rPr>
+              <w:t>Crear quedadas</w:t>
+            </w:r>
+            <w:r>
+              <w:t xml:space="preserve"> con los siguientes atributos:</w:t>
+            </w:r>
+          </w:p>
+          <w:p>
+            <w:pPr>
+              <w:pStyle w:val="LO-normal"/>
+              <w:widowControl w:val="0"/>
+              <w:numPr>
+                <w:ilvl w:val="1"/>
+                <w:numId w:val="1"/>
+              </w:numPr>
+            </w:pPr>
+            <w:r>
+              <w:t xml:space="preserve"> Nombre</w:t>
+            </w:r>
+          </w:p>
+          <w:p>
+            <w:pPr>
+              <w:pStyle w:val="LO-normal"/>
+              <w:widowControl w:val="0"/>
+              <w:numPr>
+                <w:ilvl w:val="1"/>
+                <w:numId w:val="1"/>
+              </w:numPr>
+            </w:pPr>
+            <w:r>
+              <w:t>Deporte</w:t>
+            </w:r>
+          </w:p>
+          <w:p>
+            <w:pPr>
+              <w:pStyle w:val="LO-normal"/>
+              <w:widowControl w:val="0"/>
+              <w:numPr>
+                <w:ilvl w:val="1"/>
+                <w:numId w:val="1"/>
+              </w:numPr>
+            </w:pPr>
+            <w:r>
+              <w:t>Ubicación</w:t>
+            </w:r>
+          </w:p>
+          <w:p>
+            <w:pPr>
+              <w:pStyle w:val="LO-normal"/>
+              <w:widowControl w:val="0"/>
+              <w:numPr>
+                <w:ilvl w:val="1"/>
+                <w:numId w:val="1"/>
+              </w:numPr>
+            </w:pPr>
+            <w:r>
+              <w:t>Fecha</w:t>
+            </w:r>
+          </w:p>
+          <w:p>
+            <w:pPr>
+              <w:pStyle w:val="LO-normal"/>
+              <w:widowControl w:val="0"/>
+              <w:numPr>
+                <w:ilvl w:val="1"/>
+                <w:numId w:val="1"/>
+              </w:numPr>
+            </w:pPr>
+            <w:r>
+              <w:t>Hora</w:t>
+            </w:r>
+          </w:p>
+          <w:p>
+            <w:pPr>
+              <w:pStyle w:val="LO-normal"/>
+              <w:widowControl w:val="0"/>
+              <w:numPr>
+                <w:ilvl w:val="1"/>
+                <w:numId w:val="1"/>
+              </w:numPr>
+            </w:pPr>
+            <w:r>
               <w:lastRenderedPageBreak/>
-              <w:t>Crear quedadas con los siguientes atributos:</w:t>
+              <w:t>Puntuación Objetiva</w:t>
             </w:r>
           </w:p>
           <w:p>
@@ -477,7 +885,29 @@
               </w:numPr>
             </w:pPr>
             <w:r>
-              <w:t xml:space="preserve"> Nombre</w:t>
+              <w:t>Competitividad = Sí/No</w:t>
+            </w:r>
+          </w:p>
+          <w:p>
+            <w:pPr>
+              <w:pStyle w:val="LO-normal"/>
+              <w:widowControl w:val="0"/>
+              <w:numPr>
+                <w:ilvl w:val="0"/>
+                <w:numId w:val="1"/>
+              </w:numPr>
+            </w:pPr>
+            <w:r>
+              <w:t xml:space="preserve">Sistema de búsqueda de quedadas con los siguientes </w:t>
+            </w:r>
+            <w:r>
+              <w:rPr>
+                <w:b/>
+              </w:rPr>
+              <w:t>filtros</w:t>
+            </w:r>
+            <w:r>
+              <w:t>:</w:t>
             </w:r>
           </w:p>
           <w:p>
@@ -490,6 +920,19 @@
               </w:numPr>
             </w:pPr>
             <w:r>
+              <w:t>Nombre</w:t>
+            </w:r>
+          </w:p>
+          <w:p>
+            <w:pPr>
+              <w:pStyle w:val="LO-normal"/>
+              <w:widowControl w:val="0"/>
+              <w:numPr>
+                <w:ilvl w:val="1"/>
+                <w:numId w:val="1"/>
+              </w:numPr>
+            </w:pPr>
+            <w:r>
               <w:t>Deporte</w:t>
             </w:r>
           </w:p>
@@ -568,6 +1011,58 @@
               </w:numPr>
             </w:pPr>
             <w:r>
+              <w:t>Visualización de los detalles de las quedadas con los siguientes detalles</w:t>
+            </w:r>
+          </w:p>
+          <w:p>
+            <w:pPr>
+              <w:pStyle w:val="LO-normal"/>
+              <w:widowControl w:val="0"/>
+              <w:numPr>
+                <w:ilvl w:val="1"/>
+                <w:numId w:val="1"/>
+              </w:numPr>
+            </w:pPr>
+            <w:r>
+              <w:t>Información de las quedadas</w:t>
+            </w:r>
+          </w:p>
+          <w:p>
+            <w:pPr>
+              <w:pStyle w:val="LO-normal"/>
+              <w:widowControl w:val="0"/>
+              <w:numPr>
+                <w:ilvl w:val="1"/>
+                <w:numId w:val="1"/>
+              </w:numPr>
+            </w:pPr>
+            <w:r>
+              <w:t>Administradores de las quedadas</w:t>
+            </w:r>
+          </w:p>
+          <w:p>
+            <w:pPr>
+              <w:pStyle w:val="LO-normal"/>
+              <w:widowControl w:val="0"/>
+              <w:numPr>
+                <w:ilvl w:val="1"/>
+                <w:numId w:val="1"/>
+              </w:numPr>
+            </w:pPr>
+            <w:r>
+              <w:t>Participantes de las quedadas</w:t>
+            </w:r>
+          </w:p>
+          <w:p>
+            <w:pPr>
+              <w:pStyle w:val="LO-normal"/>
+              <w:widowControl w:val="0"/>
+              <w:numPr>
+                <w:ilvl w:val="0"/>
+                <w:numId w:val="1"/>
+              </w:numPr>
+            </w:pPr>
+            <w:r>
               <w:t>Sistema de participación en quedadas</w:t>
             </w:r>
           </w:p>
@@ -581,6 +1076,45 @@
               </w:numPr>
             </w:pPr>
             <w:r>
+              <w:t>Sistema de gestión de equipos en las quedadas</w:t>
+            </w:r>
+          </w:p>
+          <w:p>
+            <w:pPr>
+              <w:pStyle w:val="LO-normal"/>
+              <w:widowControl w:val="0"/>
+              <w:numPr>
+                <w:ilvl w:val="0"/>
+                <w:numId w:val="1"/>
+              </w:numPr>
+            </w:pPr>
+            <w:r>
+              <w:t>Sistema de solicitudes (participar en una quedada, indicar la puntuación, eliminar a un usuario, eliminar la quedada)</w:t>
+            </w:r>
+          </w:p>
+          <w:p>
+            <w:pPr>
+              <w:pStyle w:val="LO-normal"/>
+              <w:widowControl w:val="0"/>
+              <w:numPr>
+                <w:ilvl w:val="0"/>
+                <w:numId w:val="1"/>
+              </w:numPr>
+            </w:pPr>
+            <w:r>
+              <w:t>Sistema de reporte de quedadas irrespetuosas</w:t>
+            </w:r>
+          </w:p>
+          <w:p>
+            <w:pPr>
+              <w:pStyle w:val="LO-normal"/>
+              <w:widowControl w:val="0"/>
+              <w:numPr>
+                <w:ilvl w:val="0"/>
+                <w:numId w:val="1"/>
+              </w:numPr>
+            </w:pPr>
+            <w:r>
               <w:t>Sistema de reporte de usuarios con actitud negativa (No asistir a la qu</w:t>
             </w:r>
             <w:r>
@@ -678,6 +1212,7 @@
               </w:numPr>
             </w:pPr>
             <w:r>
+              <w:lastRenderedPageBreak/>
               <w:t>Historial de victorias/derrotas/empates</w:t>
             </w:r>
           </w:p>
@@ -922,9 +1457,6 @@
             <w:pPr>
               <w:pStyle w:val="LO-normal"/>
               <w:widowControl w:val="0"/>
-              <w:rPr>
-                <w:b/>
-              </w:rPr>
             </w:pPr>
             <w:r>
               <w:rPr>
@@ -934,6 +1466,52 @@
             </w:r>
             <w:r>
               <w:t xml:space="preserve">: </w:t>
+            </w:r>
+          </w:p>
+          <w:p>
+            <w:pPr>
+              <w:pStyle w:val="LO-normal"/>
+              <w:widowControl w:val="0"/>
+              <w:numPr>
+                <w:ilvl w:val="0"/>
+                <w:numId w:val="1"/>
+              </w:numPr>
+            </w:pPr>
+            <w:r>
+              <w:t>Sistema de exportación de estadísticas competitivas e historial de quedadas</w:t>
+            </w:r>
+          </w:p>
+          <w:p>
+            <w:pPr>
+              <w:pStyle w:val="LO-normal"/>
+              <w:widowControl w:val="0"/>
+              <w:numPr>
+                <w:ilvl w:val="0"/>
+                <w:numId w:val="1"/>
+              </w:numPr>
+              <w:rPr>
+                <w:b/>
+              </w:rPr>
+            </w:pPr>
+            <w:r>
+              <w:t>Mostrar anuncios</w:t>
+            </w:r>
+          </w:p>
+          <w:p>
+            <w:pPr>
+              <w:pStyle w:val="LO-normal"/>
+              <w:widowControl w:val="0"/>
+              <w:numPr>
+                <w:ilvl w:val="0"/>
+                <w:numId w:val="1"/>
+              </w:numPr>
+              <w:rPr>
+                <w:b/>
+              </w:rPr>
+            </w:pPr>
+            <w:r>
+              <w:lastRenderedPageBreak/>
+              <w:t>Permitir al usuario cambiar el estilo de la página entre oscuro y claro</w:t>
             </w:r>
           </w:p>
         </w:tc>
@@ -1012,7 +1590,7 @@
       </w:pPr>
     </w:p>
     <w:sectPr>
-      <w:headerReference w:type="default" r:id="rId8"/>
+      <w:headerReference w:type="default" r:id="rId10"/>
       <w:pgSz w:w="11906" w:h="16838"/>
       <w:pgMar w:top="1418" w:right="1418" w:bottom="1418" w:left="1418" w:header="709" w:footer="0" w:gutter="0"/>
       <w:pgNumType w:start="1"/>
@@ -2163,6 +2741,10 @@
 </go:gDocsCustomXmlDataStorage>
 </file>
 
+<file path=customXml/item2.xml><?xml version="1.0" encoding="utf-8"?>
+<b:Sources xmlns:b="http://schemas.openxmlformats.org/officeDocument/2006/bibliography" xmlns="http://schemas.openxmlformats.org/officeDocument/2006/bibliography" SelectedStyle="\APA.XSL" StyleName="APA Fifth Edition"/>
+</file>
+
 <file path=customXml/itemProps1.xml><?xml version="1.0" encoding="utf-8"?>
 <ds:datastoreItem xmlns:ds="http://schemas.openxmlformats.org/officeDocument/2006/customXml" ds:itemID="{11111111-1234-1234-1234-123412341234}">
   <ds:schemaRefs>
@@ -2170,4 +2752,12 @@
     <ds:schemaRef ds:uri="http://schemas.openxmlformats.org/officeDocument/2006/relationships"/>
   </ds:schemaRefs>
 </ds:datastoreItem>
+</file>
+
+<file path=customXml/itemProps2.xml><?xml version="1.0" encoding="utf-8"?>
+<ds:datastoreItem xmlns:ds="http://schemas.openxmlformats.org/officeDocument/2006/customXml" ds:itemID="{B5DC1083-B995-4D3D-8D08-99EDBF514A91}">
+  <ds:schemaRefs>
+    <ds:schemaRef ds:uri="http://schemas.openxmlformats.org/officeDocument/2006/bibliography"/>
+  </ds:schemaRefs>
+</ds:datastoreItem>
 </file>
--- a/Proyecto Intermodular/2025-09-26_Alberto_Puig_Parellada.docx
+++ b/Proyecto Intermodular/2025-09-26_Alberto_Puig_Parellada.docx
@@ -334,577 +334,1077 @@
               <w:widowControl w:val="0"/>
             </w:pPr>
             <w:r>
-              <w:t>Solucionar el problema con el que se encuentran algunas personas a la hora de hacer ejercicio/deporte, no tener gente con quien realizarlo</w:t>
-            </w:r>
-            <w:r>
-              <w:t>, sobre todo para algunos deportes menos practicados</w:t>
-            </w:r>
-            <w:r>
-              <w:t>.</w:t>
-            </w:r>
-          </w:p>
-          <w:p>
-            <w:pPr>
-              <w:pStyle w:val="LO-normal"/>
-              <w:widowControl w:val="0"/>
-            </w:pPr>
-            <w:r>
-              <w:t xml:space="preserve">Para ello realizaré una aplicación web a modo de red social que permita a los </w:t>
-            </w:r>
-            <w:r>
-              <w:rPr>
-                <w:b/>
-              </w:rPr>
-              <w:t>usuarios</w:t>
-            </w:r>
-            <w:r>
-              <w:t xml:space="preserve"> registrarse, iniciar sesión y par</w:t>
-            </w:r>
-            <w:r>
-              <w:t xml:space="preserve">ticipar en </w:t>
-            </w:r>
-            <w:r>
-              <w:rPr>
-                <w:b/>
-              </w:rPr>
-              <w:t>quedadas</w:t>
-            </w:r>
-            <w:r>
-              <w:t xml:space="preserve"> de deportes.</w:t>
-            </w:r>
+              <w:t>Resumen de objetivos a implementar:</w:t>
+            </w:r>
+          </w:p>
+          <w:p>
+            <w:pPr>
+              <w:pStyle w:val="LO-normal"/>
+              <w:widowControl w:val="0"/>
+              <w:numPr>
+                <w:ilvl w:val="0"/>
+                <w:numId w:val="1"/>
+              </w:numPr>
+            </w:pPr>
+            <w:proofErr w:type="spellStart"/>
+            <w:r>
+              <w:t>Login</w:t>
+            </w:r>
+            <w:proofErr w:type="spellEnd"/>
+            <w:r>
+              <w:t xml:space="preserve">, registro e inicio de sesión para el </w:t>
+            </w:r>
+            <w:r>
+              <w:rPr>
+                <w:b/>
+              </w:rPr>
+              <w:t>usuario</w:t>
+            </w:r>
+          </w:p>
+          <w:p>
+            <w:pPr>
+              <w:pStyle w:val="LO-normal"/>
+              <w:widowControl w:val="0"/>
+              <w:numPr>
+                <w:ilvl w:val="0"/>
+                <w:numId w:val="1"/>
+              </w:numPr>
+            </w:pPr>
+            <w:r>
+              <w:rPr>
+                <w:b/>
+              </w:rPr>
+              <w:t>Encriptación</w:t>
+            </w:r>
+            <w:r>
+              <w:t xml:space="preserve"> de contraseñas e información frágil</w:t>
+            </w:r>
+          </w:p>
+          <w:p>
+            <w:pPr>
+              <w:pStyle w:val="LO-normal"/>
+              <w:widowControl w:val="0"/>
+              <w:numPr>
+                <w:ilvl w:val="0"/>
+                <w:numId w:val="1"/>
+              </w:numPr>
+            </w:pPr>
+            <w:r>
+              <w:rPr>
+                <w:b/>
+              </w:rPr>
+              <w:t>Diseño</w:t>
+            </w:r>
+            <w:r>
+              <w:t xml:space="preserve"> de la base de datos con </w:t>
+            </w:r>
+            <w:proofErr w:type="spellStart"/>
+            <w:r>
+              <w:t>postgresql</w:t>
+            </w:r>
+            <w:proofErr w:type="spellEnd"/>
+          </w:p>
+          <w:p>
+            <w:pPr>
+              <w:pStyle w:val="LO-normal"/>
+              <w:widowControl w:val="0"/>
+              <w:numPr>
+                <w:ilvl w:val="0"/>
+                <w:numId w:val="1"/>
+              </w:numPr>
+            </w:pPr>
+            <w:r>
+              <w:t xml:space="preserve">Desarrollo de una </w:t>
+            </w:r>
+            <w:r>
+              <w:rPr>
+                <w:b/>
+              </w:rPr>
+              <w:t>api</w:t>
+            </w:r>
+            <w:r>
+              <w:t xml:space="preserve"> con </w:t>
+            </w:r>
+            <w:proofErr w:type="spellStart"/>
+            <w:r>
+              <w:rPr>
+                <w:b/>
+              </w:rPr>
+              <w:t>nestjs</w:t>
+            </w:r>
+            <w:proofErr w:type="spellEnd"/>
+          </w:p>
+          <w:p>
+            <w:pPr>
+              <w:pStyle w:val="LO-normal"/>
+              <w:widowControl w:val="0"/>
+              <w:numPr>
+                <w:ilvl w:val="0"/>
+                <w:numId w:val="1"/>
+              </w:numPr>
+            </w:pPr>
+            <w:r>
+              <w:t xml:space="preserve">Uso de los servicios de AWS: </w:t>
+            </w:r>
+            <w:proofErr w:type="spellStart"/>
+            <w:r>
+              <w:t>Buckets</w:t>
+            </w:r>
+            <w:proofErr w:type="spellEnd"/>
             <w:r>
               <w:t xml:space="preserve"> </w:t>
             </w:r>
             <w:r>
-              <w:t xml:space="preserve">Las </w:t>
-            </w:r>
-            <w:r>
-              <w:t xml:space="preserve">quedadas habrán sido creadas por otros usuarios de tal forma que puedan encontrarse entre ellos y realizar </w:t>
-            </w:r>
-            <w:proofErr w:type="gramStart"/>
-            <w:r>
-              <w:t>deporte juntos</w:t>
-            </w:r>
-            <w:proofErr w:type="gramEnd"/>
-            <w:r>
-              <w:t xml:space="preserve">, para las quedadas se podrán indicar una serie de </w:t>
-            </w:r>
-            <w:r>
-              <w:t xml:space="preserve">atributos, el deporte, la localización, fecha y hora y centro. </w:t>
-            </w:r>
-            <w:r>
-              <w:t xml:space="preserve">Además la red social tendrá un sistema de </w:t>
-            </w:r>
-            <w:r>
-              <w:rPr>
-                <w:b/>
-              </w:rPr>
-              <w:t>puntuación</w:t>
-            </w:r>
-            <w:r>
-              <w:t xml:space="preserve"> competitiva para buscar quedadas por puntuación similar a la del propio usuario, para así evitar que ju</w:t>
-            </w:r>
-            <w:r>
-              <w:t>e</w:t>
-            </w:r>
-            <w:r>
-              <w:t xml:space="preserve">guen juntos un jugador muy bueno y otro muy malo, también se implementará un sistema de </w:t>
-            </w:r>
-            <w:r>
-              <w:rPr>
-                <w:b/>
-              </w:rPr>
-              <w:t>verificación</w:t>
-            </w:r>
-            <w:r>
-              <w:t xml:space="preserve"> de puntuación, en el que al terminar la quedada el creador indicará la puntuación de cada equipo, los usuarios aceptarán o negarán la puntuación, y se solicitará una puntuación nueva o se aplicará a los usuarios en base a la decisión colectiva.</w:t>
-            </w:r>
-          </w:p>
-          <w:p>
-            <w:pPr>
-              <w:pStyle w:val="LO-normal"/>
-              <w:widowControl w:val="0"/>
-            </w:pPr>
-            <w:r>
-              <w:t xml:space="preserve">Los usuarios además dispondrán de una sección de </w:t>
-            </w:r>
-            <w:r>
-              <w:rPr>
-                <w:b/>
-              </w:rPr>
-              <w:t>perfil</w:t>
-            </w:r>
-            <w:r>
-              <w:t xml:space="preserve">, en el que </w:t>
-            </w:r>
-            <w:proofErr w:type="gramStart"/>
-            <w:r>
-              <w:t>podrán</w:t>
-            </w:r>
-            <w:proofErr w:type="gramEnd"/>
-            <w:r>
-              <w:t xml:space="preserve"> acceder a sus estadísticas competitivas, ver el </w:t>
-            </w:r>
-            <w:r>
-              <w:rPr>
-                <w:b/>
-              </w:rPr>
-              <w:t>historial</w:t>
-            </w:r>
-            <w:r>
-              <w:t xml:space="preserve"> de quedadas en las que participa y están pendientes, y ver el historial de quedadas que ya han pasado y en las que ha participado</w:t>
-            </w:r>
-            <w:r>
-              <w:t>.</w:t>
-            </w:r>
-          </w:p>
-          <w:p>
-            <w:pPr>
-              <w:pStyle w:val="LO-normal"/>
-              <w:widowControl w:val="0"/>
-            </w:pPr>
-            <w:r>
-              <w:t xml:space="preserve">Como punto adicional se integrará un sistema de </w:t>
-            </w:r>
-            <w:r>
-              <w:rPr>
-                <w:b/>
-                <w:sz w:val="24"/>
+              <w:rPr>
+                <w:b/>
+              </w:rPr>
+              <w:t>S3</w:t>
+            </w:r>
+            <w:r>
+              <w:t xml:space="preserve">, Máquinas </w:t>
+            </w:r>
+            <w:r>
+              <w:rPr>
+                <w:b/>
+              </w:rPr>
+              <w:t>EC2</w:t>
+            </w:r>
+            <w:r>
+              <w:t xml:space="preserve">, Gestión de bases de datos </w:t>
+            </w:r>
+            <w:r>
+              <w:rPr>
+                <w:b/>
+              </w:rPr>
+              <w:t>RDS</w:t>
+            </w:r>
+          </w:p>
+          <w:p>
+            <w:pPr>
+              <w:pStyle w:val="LO-normal"/>
+              <w:widowControl w:val="0"/>
+              <w:numPr>
+                <w:ilvl w:val="0"/>
+                <w:numId w:val="1"/>
+              </w:numPr>
+            </w:pPr>
+            <w:r>
+              <w:t xml:space="preserve">Uso de </w:t>
+            </w:r>
+            <w:proofErr w:type="spellStart"/>
+            <w:r>
+              <w:rPr>
+                <w:b/>
+              </w:rPr>
+              <w:t>tokens</w:t>
+            </w:r>
+            <w:proofErr w:type="spellEnd"/>
+            <w:r>
+              <w:t xml:space="preserve"> para la comunicación entre el </w:t>
+            </w:r>
+            <w:proofErr w:type="spellStart"/>
+            <w:r>
+              <w:t>front</w:t>
+            </w:r>
+            <w:proofErr w:type="spellEnd"/>
+            <w:r>
+              <w:t xml:space="preserve"> y la api</w:t>
+            </w:r>
+          </w:p>
+          <w:p>
+            <w:pPr>
+              <w:pStyle w:val="LO-normal"/>
+              <w:widowControl w:val="0"/>
+              <w:numPr>
+                <w:ilvl w:val="0"/>
+                <w:numId w:val="1"/>
+              </w:numPr>
+            </w:pPr>
+            <w:r>
+              <w:t xml:space="preserve">Sistema de </w:t>
+            </w:r>
+            <w:r>
+              <w:rPr>
+                <w:b/>
+              </w:rPr>
+              <w:t>enví</w:t>
+            </w:r>
+            <w:r>
+              <w:rPr>
+                <w:b/>
+              </w:rPr>
+              <w:t>o de correos</w:t>
+            </w:r>
+            <w:r>
+              <w:t xml:space="preserve"> para verificaciones</w:t>
+            </w:r>
+          </w:p>
+          <w:p>
+            <w:pPr>
+              <w:pStyle w:val="LO-normal"/>
+              <w:widowControl w:val="0"/>
+              <w:numPr>
+                <w:ilvl w:val="0"/>
+                <w:numId w:val="1"/>
+              </w:numPr>
+            </w:pPr>
+            <w:r>
+              <w:rPr>
+                <w:b/>
+              </w:rPr>
+              <w:t>Modificación de datos</w:t>
+            </w:r>
+            <w:r>
+              <w:t xml:space="preserve"> personales del usuario como foto de perfil, número de teléfono, correo o nombre</w:t>
+            </w:r>
+            <w:r>
+              <w:t xml:space="preserve"> con verificació</w:t>
+            </w:r>
+            <w:r>
+              <w:t>n</w:t>
+            </w:r>
+          </w:p>
+          <w:p>
+            <w:pPr>
+              <w:pStyle w:val="LO-normal"/>
+              <w:widowControl w:val="0"/>
+              <w:numPr>
+                <w:ilvl w:val="0"/>
+                <w:numId w:val="1"/>
+              </w:numPr>
+            </w:pPr>
+            <w:r>
+              <w:rPr>
+                <w:b/>
+              </w:rPr>
+              <w:t>Crear quedadas</w:t>
+            </w:r>
+            <w:r>
+              <w:t xml:space="preserve"> con los siguientes atributos:</w:t>
+            </w:r>
+          </w:p>
+          <w:p>
+            <w:pPr>
+              <w:pStyle w:val="LO-normal"/>
+              <w:widowControl w:val="0"/>
+              <w:numPr>
+                <w:ilvl w:val="1"/>
+                <w:numId w:val="1"/>
+              </w:numPr>
+            </w:pPr>
+            <w:r>
+              <w:t xml:space="preserve"> Nombre</w:t>
+            </w:r>
+          </w:p>
+          <w:p>
+            <w:pPr>
+              <w:pStyle w:val="LO-normal"/>
+              <w:widowControl w:val="0"/>
+              <w:numPr>
+                <w:ilvl w:val="1"/>
+                <w:numId w:val="1"/>
+              </w:numPr>
+            </w:pPr>
+            <w:r>
+              <w:t>Deporte</w:t>
+            </w:r>
+          </w:p>
+          <w:p>
+            <w:pPr>
+              <w:pStyle w:val="LO-normal"/>
+              <w:widowControl w:val="0"/>
+              <w:numPr>
+                <w:ilvl w:val="1"/>
+                <w:numId w:val="1"/>
+              </w:numPr>
+            </w:pPr>
+            <w:r>
+              <w:t>Ubicación</w:t>
+            </w:r>
+          </w:p>
+          <w:p>
+            <w:pPr>
+              <w:pStyle w:val="LO-normal"/>
+              <w:widowControl w:val="0"/>
+              <w:numPr>
+                <w:ilvl w:val="1"/>
+                <w:numId w:val="1"/>
+              </w:numPr>
+            </w:pPr>
+            <w:r>
+              <w:t>Fecha</w:t>
+            </w:r>
+          </w:p>
+          <w:p>
+            <w:pPr>
+              <w:pStyle w:val="LO-normal"/>
+              <w:widowControl w:val="0"/>
+              <w:numPr>
+                <w:ilvl w:val="1"/>
+                <w:numId w:val="1"/>
+              </w:numPr>
+            </w:pPr>
+            <w:r>
+              <w:t>Hora</w:t>
+            </w:r>
+          </w:p>
+          <w:p>
+            <w:pPr>
+              <w:pStyle w:val="LO-normal"/>
+              <w:widowControl w:val="0"/>
+              <w:numPr>
+                <w:ilvl w:val="1"/>
+                <w:numId w:val="1"/>
+              </w:numPr>
+            </w:pPr>
+            <w:r>
+              <w:t>Puntuación Objetiva</w:t>
+            </w:r>
+          </w:p>
+          <w:p>
+            <w:pPr>
+              <w:pStyle w:val="LO-normal"/>
+              <w:widowControl w:val="0"/>
+              <w:numPr>
+                <w:ilvl w:val="1"/>
+                <w:numId w:val="1"/>
+              </w:numPr>
+            </w:pPr>
+            <w:r>
+              <w:lastRenderedPageBreak/>
+              <w:t>Competitividad = Sí/No</w:t>
+            </w:r>
+          </w:p>
+          <w:p>
+            <w:pPr>
+              <w:pStyle w:val="LO-normal"/>
+              <w:widowControl w:val="0"/>
+              <w:numPr>
+                <w:ilvl w:val="0"/>
+                <w:numId w:val="1"/>
+              </w:numPr>
+            </w:pPr>
+            <w:r>
+              <w:t xml:space="preserve">Sistema de búsqueda de quedadas con los siguientes </w:t>
+            </w:r>
+            <w:r>
+              <w:rPr>
+                <w:b/>
+              </w:rPr>
+              <w:t>filtros</w:t>
+            </w:r>
+            <w:r>
+              <w:t>:</w:t>
+            </w:r>
+          </w:p>
+          <w:p>
+            <w:pPr>
+              <w:pStyle w:val="LO-normal"/>
+              <w:widowControl w:val="0"/>
+              <w:numPr>
+                <w:ilvl w:val="1"/>
+                <w:numId w:val="1"/>
+              </w:numPr>
+            </w:pPr>
+            <w:r>
+              <w:t>Nombre</w:t>
+            </w:r>
+          </w:p>
+          <w:p>
+            <w:pPr>
+              <w:pStyle w:val="LO-normal"/>
+              <w:widowControl w:val="0"/>
+              <w:numPr>
+                <w:ilvl w:val="1"/>
+                <w:numId w:val="1"/>
+              </w:numPr>
+            </w:pPr>
+            <w:r>
+              <w:t>Deporte</w:t>
+            </w:r>
+          </w:p>
+          <w:p>
+            <w:pPr>
+              <w:pStyle w:val="LO-normal"/>
+              <w:widowControl w:val="0"/>
+              <w:numPr>
+                <w:ilvl w:val="1"/>
+                <w:numId w:val="1"/>
+              </w:numPr>
+            </w:pPr>
+            <w:r>
+              <w:t>Ubicación</w:t>
+            </w:r>
+          </w:p>
+          <w:p>
+            <w:pPr>
+              <w:pStyle w:val="LO-normal"/>
+              <w:widowControl w:val="0"/>
+              <w:numPr>
+                <w:ilvl w:val="1"/>
+                <w:numId w:val="1"/>
+              </w:numPr>
+            </w:pPr>
+            <w:r>
+              <w:t>Fecha</w:t>
+            </w:r>
+          </w:p>
+          <w:p>
+            <w:pPr>
+              <w:pStyle w:val="LO-normal"/>
+              <w:widowControl w:val="0"/>
+              <w:numPr>
+                <w:ilvl w:val="1"/>
+                <w:numId w:val="1"/>
+              </w:numPr>
+            </w:pPr>
+            <w:r>
+              <w:t>Hora</w:t>
+            </w:r>
+          </w:p>
+          <w:p>
+            <w:pPr>
+              <w:pStyle w:val="LO-normal"/>
+              <w:widowControl w:val="0"/>
+              <w:numPr>
+                <w:ilvl w:val="1"/>
+                <w:numId w:val="1"/>
+              </w:numPr>
+            </w:pPr>
+            <w:r>
+              <w:t>Puntuación Objetiva</w:t>
+            </w:r>
+          </w:p>
+          <w:p>
+            <w:pPr>
+              <w:pStyle w:val="LO-normal"/>
+              <w:widowControl w:val="0"/>
+              <w:numPr>
+                <w:ilvl w:val="1"/>
+                <w:numId w:val="1"/>
+              </w:numPr>
+            </w:pPr>
+            <w:r>
+              <w:t>Competitividad = Sí/No</w:t>
+            </w:r>
+          </w:p>
+          <w:p>
+            <w:pPr>
+              <w:pStyle w:val="LO-normal"/>
+              <w:widowControl w:val="0"/>
+              <w:numPr>
+                <w:ilvl w:val="0"/>
+                <w:numId w:val="1"/>
+              </w:numPr>
+            </w:pPr>
+            <w:r>
+              <w:t xml:space="preserve">Visualización de los </w:t>
+            </w:r>
+            <w:r>
+              <w:rPr>
+                <w:b/>
+              </w:rPr>
+              <w:t>detalles de las quedadas</w:t>
+            </w:r>
+            <w:r>
+              <w:t xml:space="preserve"> con los siguientes detalles</w:t>
+            </w:r>
+          </w:p>
+          <w:p>
+            <w:pPr>
+              <w:pStyle w:val="LO-normal"/>
+              <w:widowControl w:val="0"/>
+              <w:numPr>
+                <w:ilvl w:val="1"/>
+                <w:numId w:val="1"/>
+              </w:numPr>
+            </w:pPr>
+            <w:r>
+              <w:t>Información de las quedadas</w:t>
+            </w:r>
+          </w:p>
+          <w:p>
+            <w:pPr>
+              <w:pStyle w:val="LO-normal"/>
+              <w:widowControl w:val="0"/>
+              <w:numPr>
+                <w:ilvl w:val="1"/>
+                <w:numId w:val="1"/>
+              </w:numPr>
+            </w:pPr>
+            <w:r>
+              <w:t>Administradores de las quedadas</w:t>
+            </w:r>
+          </w:p>
+          <w:p>
+            <w:pPr>
+              <w:pStyle w:val="LO-normal"/>
+              <w:widowControl w:val="0"/>
+              <w:numPr>
+                <w:ilvl w:val="1"/>
+                <w:numId w:val="1"/>
+              </w:numPr>
+            </w:pPr>
+            <w:r>
+              <w:t>Participantes de las quedadas</w:t>
+            </w:r>
+          </w:p>
+          <w:p>
+            <w:pPr>
+              <w:pStyle w:val="LO-normal"/>
+              <w:widowControl w:val="0"/>
+              <w:numPr>
+                <w:ilvl w:val="0"/>
+                <w:numId w:val="1"/>
+              </w:numPr>
+            </w:pPr>
+            <w:r>
+              <w:t xml:space="preserve">Sistema de </w:t>
+            </w:r>
+            <w:r>
+              <w:rPr>
+                <w:b/>
+              </w:rPr>
+              <w:t>participación en quedadas</w:t>
+            </w:r>
+          </w:p>
+          <w:p>
+            <w:pPr>
+              <w:pStyle w:val="LO-normal"/>
+              <w:widowControl w:val="0"/>
+              <w:numPr>
+                <w:ilvl w:val="0"/>
+                <w:numId w:val="1"/>
+              </w:numPr>
+            </w:pPr>
+            <w:r>
+              <w:t xml:space="preserve">Sistema de </w:t>
+            </w:r>
+            <w:r>
+              <w:rPr>
+                <w:b/>
+              </w:rPr>
+              <w:t>gestión de equipos</w:t>
+            </w:r>
+            <w:r>
+              <w:t xml:space="preserve"> en las quedadas</w:t>
+            </w:r>
+          </w:p>
+          <w:p>
+            <w:pPr>
+              <w:pStyle w:val="LO-normal"/>
+              <w:widowControl w:val="0"/>
+              <w:numPr>
+                <w:ilvl w:val="0"/>
+                <w:numId w:val="1"/>
+              </w:numPr>
+            </w:pPr>
+            <w:r>
+              <w:t xml:space="preserve">Sistema de </w:t>
+            </w:r>
+            <w:r>
+              <w:rPr>
+                <w:b/>
+              </w:rPr>
+              <w:t>solicitudes</w:t>
+            </w:r>
+            <w:r>
+              <w:t xml:space="preserve"> (participar en una quedada, indicar la puntuación, eliminar a un usuario, eliminar la quedada)</w:t>
+            </w:r>
+          </w:p>
+          <w:p>
+            <w:pPr>
+              <w:pStyle w:val="LO-normal"/>
+              <w:widowControl w:val="0"/>
+              <w:numPr>
+                <w:ilvl w:val="0"/>
+                <w:numId w:val="1"/>
+              </w:numPr>
+            </w:pPr>
+            <w:r>
+              <w:t xml:space="preserve">Sistema de </w:t>
+            </w:r>
+            <w:r>
+              <w:rPr>
+                <w:b/>
+              </w:rPr>
+              <w:t>reporte de quedadas irrespetuosas</w:t>
+            </w:r>
+          </w:p>
+          <w:p>
+            <w:pPr>
+              <w:pStyle w:val="LO-normal"/>
+              <w:widowControl w:val="0"/>
+              <w:numPr>
+                <w:ilvl w:val="0"/>
+                <w:numId w:val="1"/>
+              </w:numPr>
+            </w:pPr>
+            <w:r>
+              <w:t xml:space="preserve">Sistema </w:t>
+            </w:r>
+            <w:r>
+              <w:rPr>
+                <w:b/>
+              </w:rPr>
+              <w:t>de reporte de usuarios</w:t>
+            </w:r>
+            <w:r>
+              <w:t xml:space="preserve"> con actitud negativa (No asistir a la qu</w:t>
+            </w:r>
+            <w:r>
+              <w:t>edada, com</w:t>
+            </w:r>
+            <w:r>
+              <w:t>portamiento irrespetuoso)</w:t>
+            </w:r>
+          </w:p>
+          <w:p>
+            <w:pPr>
+              <w:pStyle w:val="LO-normal"/>
+              <w:widowControl w:val="0"/>
+              <w:numPr>
+                <w:ilvl w:val="0"/>
+                <w:numId w:val="1"/>
+              </w:numPr>
+            </w:pPr>
+            <w:r>
+              <w:t xml:space="preserve">Sistema </w:t>
+            </w:r>
+            <w:r>
+              <w:rPr>
+                <w:b/>
+              </w:rPr>
+              <w:t>de asignación de puntuaciones</w:t>
+            </w:r>
+            <w:r>
+              <w:t xml:space="preserve"> al terminar la quedada</w:t>
+            </w:r>
+          </w:p>
+          <w:p>
+            <w:pPr>
+              <w:pStyle w:val="LO-normal"/>
+              <w:widowControl w:val="0"/>
+              <w:numPr>
+                <w:ilvl w:val="0"/>
+                <w:numId w:val="1"/>
+              </w:numPr>
+            </w:pPr>
+            <w:r>
+              <w:t xml:space="preserve">Sistema de </w:t>
+            </w:r>
+            <w:r>
+              <w:rPr>
+                <w:b/>
+              </w:rPr>
+              <w:t>comprobación de puntuaciones</w:t>
+            </w:r>
+            <w:r>
+              <w:t xml:space="preserve"> (Mediante la confirmación de los usuarios que participan)</w:t>
+            </w:r>
+          </w:p>
+          <w:p>
+            <w:pPr>
+              <w:pStyle w:val="LO-normal"/>
+              <w:widowControl w:val="0"/>
+              <w:numPr>
+                <w:ilvl w:val="0"/>
+                <w:numId w:val="1"/>
+              </w:numPr>
+            </w:pPr>
+            <w:r>
+              <w:t xml:space="preserve">Sistema de </w:t>
+            </w:r>
+            <w:r>
+              <w:rPr>
+                <w:b/>
+              </w:rPr>
+              <w:t>historial de quedadas</w:t>
+            </w:r>
+            <w:r>
+              <w:t xml:space="preserve"> en las que has participado</w:t>
+            </w:r>
+          </w:p>
+          <w:p>
+            <w:pPr>
+              <w:pStyle w:val="LO-normal"/>
+              <w:widowControl w:val="0"/>
+              <w:numPr>
+                <w:ilvl w:val="0"/>
+                <w:numId w:val="1"/>
+              </w:numPr>
+            </w:pPr>
+            <w:r>
+              <w:t xml:space="preserve">Sistema de </w:t>
+            </w:r>
+            <w:r>
+              <w:rPr>
+                <w:b/>
+              </w:rPr>
+              <w:t>historial de quedadas</w:t>
+            </w:r>
+            <w:r>
+              <w:t xml:space="preserve"> en las que vas a participar</w:t>
+            </w:r>
+          </w:p>
+          <w:p>
+            <w:pPr>
+              <w:pStyle w:val="LO-normal"/>
+              <w:widowControl w:val="0"/>
+              <w:numPr>
+                <w:ilvl w:val="0"/>
+                <w:numId w:val="1"/>
+              </w:numPr>
+            </w:pPr>
+            <w:r>
+              <w:t xml:space="preserve">Mostrar al usuario los </w:t>
+            </w:r>
+            <w:r>
+              <w:rPr>
+                <w:b/>
+              </w:rPr>
+              <w:t>detalles de competitividad</w:t>
+            </w:r>
+            <w:r>
+              <w:t>:</w:t>
+            </w:r>
+          </w:p>
+          <w:p>
+            <w:pPr>
+              <w:pStyle w:val="LO-normal"/>
+              <w:widowControl w:val="0"/>
+              <w:numPr>
+                <w:ilvl w:val="1"/>
+                <w:numId w:val="1"/>
+              </w:numPr>
+            </w:pPr>
+            <w:r>
+              <w:t>Puntuación competitiva actual</w:t>
+            </w:r>
+          </w:p>
+          <w:p>
+            <w:pPr>
+              <w:pStyle w:val="LO-normal"/>
+              <w:widowControl w:val="0"/>
+              <w:numPr>
+                <w:ilvl w:val="1"/>
+                <w:numId w:val="1"/>
+              </w:numPr>
+            </w:pPr>
+            <w:r>
+              <w:t>Historial de victorias/derrotas/empates</w:t>
+            </w:r>
+          </w:p>
+          <w:p>
+            <w:pPr>
+              <w:pStyle w:val="LO-normal"/>
+              <w:widowControl w:val="0"/>
+              <w:numPr>
+                <w:ilvl w:val="1"/>
+                <w:numId w:val="1"/>
+              </w:numPr>
+            </w:pPr>
+            <w:r>
+              <w:lastRenderedPageBreak/>
+              <w:t>Cantidad de quedadas ganadas/perdidas/empatadas</w:t>
+            </w:r>
+          </w:p>
+          <w:p>
+            <w:pPr>
+              <w:pStyle w:val="LO-normal"/>
+              <w:widowControl w:val="0"/>
+              <w:numPr>
+                <w:ilvl w:val="0"/>
+                <w:numId w:val="1"/>
+              </w:numPr>
+            </w:pPr>
+            <w:r>
+              <w:t xml:space="preserve">Sistema de </w:t>
+            </w:r>
+            <w:r>
+              <w:rPr>
+                <w:b/>
               </w:rPr>
               <w:t>chat</w:t>
             </w:r>
             <w:r>
-              <w:rPr>
-                <w:sz w:val="24"/>
-              </w:rPr>
+              <w:t xml:space="preserve"> entre usuarios y con grupos que incluya:</w:t>
+            </w:r>
+          </w:p>
+          <w:p>
+            <w:pPr>
+              <w:pStyle w:val="LO-normal"/>
+              <w:widowControl w:val="0"/>
+              <w:numPr>
+                <w:ilvl w:val="1"/>
+                <w:numId w:val="1"/>
+              </w:numPr>
+            </w:pPr>
+            <w:r>
+              <w:t>Abrir chats entre usuarios</w:t>
+            </w:r>
+          </w:p>
+          <w:p>
+            <w:pPr>
+              <w:pStyle w:val="LO-normal"/>
+              <w:widowControl w:val="0"/>
+              <w:numPr>
+                <w:ilvl w:val="1"/>
+                <w:numId w:val="1"/>
+              </w:numPr>
+            </w:pPr>
+            <w:r>
+              <w:t>Crear grupos con varios usuarios</w:t>
+            </w:r>
+          </w:p>
+          <w:p>
+            <w:pPr>
+              <w:pStyle w:val="LO-normal"/>
+              <w:widowControl w:val="0"/>
+              <w:numPr>
+                <w:ilvl w:val="1"/>
+                <w:numId w:val="1"/>
+              </w:numPr>
+            </w:pPr>
+            <w:r>
+              <w:t>Modificar los integrantes de los grupos así como el nombre, la descripción y la foto del grupo</w:t>
+            </w:r>
+          </w:p>
+          <w:p>
+            <w:pPr>
+              <w:pStyle w:val="LO-normal"/>
+              <w:widowControl w:val="0"/>
+              <w:numPr>
+                <w:ilvl w:val="1"/>
+                <w:numId w:val="1"/>
+              </w:numPr>
+            </w:pPr>
+            <w:r>
+              <w:t>Enviar texto e imágenes a través de los chats</w:t>
+            </w:r>
+          </w:p>
+          <w:p>
+            <w:pPr>
+              <w:pStyle w:val="LO-normal"/>
+              <w:widowControl w:val="0"/>
+              <w:numPr>
+                <w:ilvl w:val="1"/>
+                <w:numId w:val="1"/>
+              </w:numPr>
+            </w:pPr>
+            <w:r>
+              <w:t>Ver el historial de mensajes de un chat</w:t>
+            </w:r>
+          </w:p>
+          <w:p>
+            <w:pPr>
+              <w:pStyle w:val="LO-normal"/>
+              <w:widowControl w:val="0"/>
+              <w:numPr>
+                <w:ilvl w:val="0"/>
+                <w:numId w:val="1"/>
+              </w:numPr>
+            </w:pPr>
+            <w:r>
+              <w:t xml:space="preserve">Sistema de </w:t>
+            </w:r>
+            <w:r>
+              <w:rPr>
+                <w:b/>
+              </w:rPr>
+              <w:t>requisitos</w:t>
+            </w:r>
+            <w:r>
+              <w:t xml:space="preserve"> para que se dé una </w:t>
+            </w:r>
+            <w:r>
+              <w:rPr>
+                <w:b/>
+              </w:rPr>
+              <w:t>quedada</w:t>
+            </w:r>
+            <w:r>
+              <w:t xml:space="preserve"> (por ejemplo jugadores mínimos)</w:t>
+            </w:r>
+          </w:p>
+          <w:p>
+            <w:pPr>
+              <w:pStyle w:val="LO-normal"/>
+              <w:widowControl w:val="0"/>
+              <w:numPr>
+                <w:ilvl w:val="0"/>
+                <w:numId w:val="1"/>
+              </w:numPr>
+            </w:pPr>
+            <w:r>
+              <w:t xml:space="preserve">Sistema de usuarios </w:t>
+            </w:r>
+            <w:r>
+              <w:rPr>
+                <w:b/>
+              </w:rPr>
+              <w:t>Premium</w:t>
+            </w:r>
+            <w:r>
+              <w:t xml:space="preserve">/mostrar </w:t>
+            </w:r>
+            <w:r>
+              <w:rPr>
+                <w:b/>
+              </w:rPr>
+              <w:t>anuncios</w:t>
+            </w:r>
+          </w:p>
+          <w:p>
+            <w:pPr>
+              <w:pStyle w:val="LO-normal"/>
+              <w:widowControl w:val="0"/>
+              <w:numPr>
+                <w:ilvl w:val="0"/>
+                <w:numId w:val="1"/>
+              </w:numPr>
+            </w:pPr>
+            <w:r>
+              <w:rPr>
+                <w:b/>
+              </w:rPr>
+              <w:t>Pasarela de pago</w:t>
+            </w:r>
+            <w:r>
+              <w:t xml:space="preserve"> (</w:t>
+            </w:r>
+            <w:proofErr w:type="spellStart"/>
+            <w:r>
+              <w:t>Stripe</w:t>
+            </w:r>
+            <w:proofErr w:type="spellEnd"/>
+            <w:r>
+              <w:t>)</w:t>
+            </w:r>
+          </w:p>
+          <w:p>
+            <w:pPr>
+              <w:pStyle w:val="LO-normal"/>
+              <w:widowControl w:val="0"/>
+            </w:pPr>
+          </w:p>
+          <w:p>
+            <w:pPr>
+              <w:pStyle w:val="LO-normal"/>
+              <w:widowControl w:val="0"/>
+            </w:pPr>
+          </w:p>
+          <w:p>
+            <w:pPr>
+              <w:pStyle w:val="LO-normal"/>
+              <w:widowControl w:val="0"/>
+            </w:pPr>
+          </w:p>
+          <w:p>
+            <w:pPr>
+              <w:pStyle w:val="LO-normal"/>
+              <w:widowControl w:val="0"/>
+            </w:pPr>
+            <w:r>
+              <w:rPr>
+                <w:b/>
+              </w:rPr>
+              <w:t>Vinculación a empresa</w:t>
+            </w:r>
+            <w:r>
+              <w:t xml:space="preserve"> (Sí o No, Especificar empresa vinculada en caso afirmativo):</w:t>
+            </w:r>
+          </w:p>
+          <w:p>
+            <w:pPr>
+              <w:pStyle w:val="LO-normal"/>
+              <w:widowControl w:val="0"/>
+            </w:pPr>
+            <w:r>
+              <w:t>No.</w:t>
+            </w:r>
+          </w:p>
+          <w:p>
+            <w:pPr>
+              <w:pStyle w:val="LO-normal"/>
+              <w:widowControl w:val="0"/>
+            </w:pPr>
+            <w:r>
+              <w:rPr>
+                <w:b/>
+              </w:rPr>
+              <w:t>Actividades a realizar</w:t>
+            </w:r>
+            <w:r>
+              <w:t>:</w:t>
+            </w:r>
+            <w:r>
               <w:t xml:space="preserve"> </w:t>
             </w:r>
-            <w:r>
-              <w:t>en el que los usuarios podrán buscar a otros usuarios por nombre y correo para escribirse y organizarse para las quedadas, además de poder crear grupos que incluyan a varios usuarios en estos mismos.</w:t>
-            </w:r>
-          </w:p>
-          <w:p>
-            <w:pPr>
-              <w:pStyle w:val="LO-normal"/>
-              <w:widowControl w:val="0"/>
-            </w:pPr>
-            <w:r>
-              <w:rPr>
-                <w:noProof/>
-                <w:lang w:eastAsia="es-ES" w:bidi="ar-SA"/>
-              </w:rPr>
-              <w:lastRenderedPageBreak/>
-              <w:drawing>
-                <wp:inline distT="0" distB="0" distL="0" distR="0">
-                  <wp:extent cx="5713095" cy="3409315"/>
-                  <wp:effectExtent l="19050" t="0" r="1905" b="0"/>
-                  <wp:docPr id="2" name="Imagen 1"/>
-                  <wp:cNvGraphicFramePr>
-                    <a:graphicFrameLocks xmlns:a="http://schemas.openxmlformats.org/drawingml/2006/main" noChangeAspect="1"/>
-                  </wp:cNvGraphicFramePr>
-                  <a:graphic xmlns:a="http://schemas.openxmlformats.org/drawingml/2006/main">
-                    <a:graphicData uri="http://schemas.openxmlformats.org/drawingml/2006/picture">
-                      <pic:pic xmlns:pic="http://schemas.openxmlformats.org/drawingml/2006/picture">
-                        <pic:nvPicPr>
-                          <pic:cNvPr id="0" name="Picture 1"/>
-                          <pic:cNvPicPr>
-                            <a:picLocks noChangeAspect="1" noChangeArrowheads="1"/>
-                          </pic:cNvPicPr>
-                        </pic:nvPicPr>
-                        <pic:blipFill>
-                          <a:blip r:embed="rId9" cstate="print"/>
-                          <a:srcRect/>
-                          <a:stretch>
-                            <a:fillRect/>
-                          </a:stretch>
-                        </pic:blipFill>
-                        <pic:spPr bwMode="auto">
-                          <a:xfrm>
-                            <a:off x="0" y="0"/>
-                            <a:ext cx="5713095" cy="3409315"/>
-                          </a:xfrm>
-                          <a:prstGeom prst="rect">
-                            <a:avLst/>
-                          </a:prstGeom>
-                          <a:noFill/>
-                          <a:ln w="9525">
-                            <a:noFill/>
-                            <a:miter lim="800000"/>
-                            <a:headEnd/>
-                            <a:tailEnd/>
-                          </a:ln>
-                        </pic:spPr>
-                      </pic:pic>
-                    </a:graphicData>
-                  </a:graphic>
-                </wp:inline>
-              </w:drawing>
-            </w:r>
-          </w:p>
-          <w:p>
-            <w:pPr>
-              <w:pStyle w:val="LO-normal"/>
-              <w:widowControl w:val="0"/>
-            </w:pPr>
-            <w:r>
-              <w:t>Resumen de objetivos a implementar:</w:t>
-            </w:r>
-          </w:p>
-          <w:p>
-            <w:pPr>
-              <w:pStyle w:val="LO-normal"/>
-              <w:widowControl w:val="0"/>
-              <w:numPr>
-                <w:ilvl w:val="0"/>
-                <w:numId w:val="1"/>
-              </w:numPr>
-            </w:pPr>
+          </w:p>
+          <w:p>
+            <w:pPr>
+              <w:pStyle w:val="LO-normal"/>
+              <w:widowControl w:val="0"/>
+            </w:pPr>
+            <w:r>
+              <w:t>Pensar mi idea de proyecto.</w:t>
+            </w:r>
+          </w:p>
+          <w:p>
+            <w:pPr>
+              <w:pStyle w:val="LO-normal"/>
+              <w:widowControl w:val="0"/>
+            </w:pPr>
+            <w:r>
+              <w:t>Pensar, investigar y redactar la memoria del proyecto junto a toda la información necesaria para ésta misma.</w:t>
+            </w:r>
+          </w:p>
+          <w:p>
+            <w:pPr>
+              <w:pStyle w:val="LO-normal"/>
+              <w:widowControl w:val="0"/>
+            </w:pPr>
+            <w:r>
+              <w:t xml:space="preserve">Desarrollar y desplegar mi aplicación web, </w:t>
+            </w:r>
             <w:proofErr w:type="spellStart"/>
             <w:r>
-              <w:t>Login</w:t>
+              <w:t>PlayPoint</w:t>
             </w:r>
             <w:proofErr w:type="spellEnd"/>
             <w:r>
-              <w:t xml:space="preserve">, registro e inicio de sesión para el </w:t>
-            </w:r>
-            <w:r>
-              <w:rPr>
-                <w:b/>
-              </w:rPr>
-              <w:t>usuario</w:t>
-            </w:r>
-          </w:p>
-          <w:p>
-            <w:pPr>
-              <w:pStyle w:val="LO-normal"/>
-              <w:widowControl w:val="0"/>
-              <w:numPr>
-                <w:ilvl w:val="0"/>
-                <w:numId w:val="1"/>
-              </w:numPr>
-            </w:pPr>
-            <w:r>
-              <w:rPr>
-                <w:b/>
-              </w:rPr>
-              <w:t>Encriptación</w:t>
-            </w:r>
-            <w:r>
-              <w:t xml:space="preserve"> de contraseñas e información frágil</w:t>
-            </w:r>
-          </w:p>
-          <w:p>
-            <w:pPr>
-              <w:pStyle w:val="LO-normal"/>
-              <w:widowControl w:val="0"/>
-              <w:numPr>
-                <w:ilvl w:val="0"/>
-                <w:numId w:val="1"/>
-              </w:numPr>
-            </w:pPr>
-            <w:r>
-              <w:rPr>
-                <w:b/>
-              </w:rPr>
-              <w:t>Diseño</w:t>
-            </w:r>
-            <w:r>
-              <w:t xml:space="preserve"> de la base de datos con </w:t>
-            </w:r>
-            <w:proofErr w:type="spellStart"/>
-            <w:r>
-              <w:t>postgresql</w:t>
-            </w:r>
-            <w:proofErr w:type="spellEnd"/>
-          </w:p>
-          <w:p>
-            <w:pPr>
-              <w:pStyle w:val="LO-normal"/>
-              <w:widowControl w:val="0"/>
-              <w:numPr>
-                <w:ilvl w:val="0"/>
-                <w:numId w:val="1"/>
-              </w:numPr>
-            </w:pPr>
-            <w:r>
-              <w:t xml:space="preserve">Desarrollo de una </w:t>
-            </w:r>
-            <w:r>
-              <w:rPr>
-                <w:b/>
-              </w:rPr>
-              <w:t>api</w:t>
-            </w:r>
-            <w:r>
-              <w:t xml:space="preserve"> con </w:t>
-            </w:r>
-            <w:proofErr w:type="spellStart"/>
-            <w:r>
-              <w:rPr>
-                <w:b/>
-              </w:rPr>
-              <w:t>nestjs</w:t>
-            </w:r>
-            <w:proofErr w:type="spellEnd"/>
-          </w:p>
-          <w:p>
-            <w:pPr>
-              <w:pStyle w:val="LO-normal"/>
-              <w:widowControl w:val="0"/>
-              <w:numPr>
-                <w:ilvl w:val="0"/>
-                <w:numId w:val="1"/>
-              </w:numPr>
-            </w:pPr>
-            <w:r>
-              <w:t xml:space="preserve">Uso de los servicios de AWS: </w:t>
-            </w:r>
-            <w:proofErr w:type="spellStart"/>
-            <w:r>
-              <w:t>Buckets</w:t>
-            </w:r>
-            <w:proofErr w:type="spellEnd"/>
-            <w:r>
-              <w:t xml:space="preserve"> </w:t>
-            </w:r>
-            <w:r>
-              <w:rPr>
-                <w:b/>
-              </w:rPr>
-              <w:t>S3</w:t>
-            </w:r>
-            <w:r>
-              <w:t xml:space="preserve">, Máquinas </w:t>
-            </w:r>
-            <w:r>
-              <w:rPr>
-                <w:b/>
-              </w:rPr>
-              <w:t>EC2</w:t>
-            </w:r>
-            <w:r>
-              <w:t xml:space="preserve">, Gestión de bases de datos </w:t>
-            </w:r>
-            <w:r>
-              <w:rPr>
-                <w:b/>
-              </w:rPr>
-              <w:t>RDS</w:t>
-            </w:r>
-          </w:p>
-          <w:p>
-            <w:pPr>
-              <w:pStyle w:val="LO-normal"/>
-              <w:widowControl w:val="0"/>
-              <w:numPr>
-                <w:ilvl w:val="0"/>
-                <w:numId w:val="1"/>
-              </w:numPr>
-            </w:pPr>
-            <w:r>
-              <w:t xml:space="preserve">Uso de </w:t>
-            </w:r>
-            <w:proofErr w:type="spellStart"/>
-            <w:r>
-              <w:rPr>
-                <w:b/>
-              </w:rPr>
-              <w:t>tokens</w:t>
-            </w:r>
-            <w:proofErr w:type="spellEnd"/>
-            <w:r>
-              <w:t xml:space="preserve"> para la comunicación entre el </w:t>
-            </w:r>
-            <w:proofErr w:type="spellStart"/>
-            <w:r>
-              <w:t>front</w:t>
-            </w:r>
-            <w:proofErr w:type="spellEnd"/>
-            <w:r>
-              <w:t xml:space="preserve"> y la api</w:t>
-            </w:r>
-          </w:p>
-          <w:p>
-            <w:pPr>
-              <w:pStyle w:val="LO-normal"/>
-              <w:widowControl w:val="0"/>
-              <w:numPr>
-                <w:ilvl w:val="0"/>
-                <w:numId w:val="1"/>
-              </w:numPr>
-            </w:pPr>
-            <w:r>
-              <w:t xml:space="preserve">Sistema de </w:t>
-            </w:r>
-            <w:r>
-              <w:rPr>
-                <w:b/>
-              </w:rPr>
-              <w:t>enví</w:t>
-            </w:r>
-            <w:r>
-              <w:rPr>
-                <w:b/>
-              </w:rPr>
-              <w:t>o de correos</w:t>
-            </w:r>
-            <w:r>
-              <w:t xml:space="preserve"> para verificaciones</w:t>
-            </w:r>
-          </w:p>
-          <w:p>
-            <w:pPr>
-              <w:pStyle w:val="LO-normal"/>
-              <w:widowControl w:val="0"/>
-              <w:numPr>
-                <w:ilvl w:val="0"/>
-                <w:numId w:val="1"/>
-              </w:numPr>
-            </w:pPr>
-            <w:r>
-              <w:rPr>
-                <w:b/>
-              </w:rPr>
-              <w:t>Modificación de datos</w:t>
-            </w:r>
-            <w:r>
-              <w:t xml:space="preserve"> personales del usuario como foto de perfil, número de teléfono, correo o nombre</w:t>
-            </w:r>
-            <w:r>
-              <w:t xml:space="preserve"> con verificació</w:t>
-            </w:r>
-            <w:r>
-              <w:t>n</w:t>
-            </w:r>
-          </w:p>
-          <w:p>
-            <w:pPr>
-              <w:pStyle w:val="LO-normal"/>
-              <w:widowControl w:val="0"/>
-              <w:numPr>
-                <w:ilvl w:val="0"/>
-                <w:numId w:val="1"/>
-              </w:numPr>
-            </w:pPr>
-            <w:r>
-              <w:rPr>
-                <w:b/>
-              </w:rPr>
-              <w:t>Crear quedadas</w:t>
-            </w:r>
-            <w:r>
-              <w:t xml:space="preserve"> con los siguientes atributos:</w:t>
-            </w:r>
-          </w:p>
-          <w:p>
-            <w:pPr>
-              <w:pStyle w:val="LO-normal"/>
-              <w:widowControl w:val="0"/>
-              <w:numPr>
-                <w:ilvl w:val="1"/>
-                <w:numId w:val="1"/>
-              </w:numPr>
-            </w:pPr>
-            <w:r>
-              <w:t xml:space="preserve"> Nombre</w:t>
-            </w:r>
-          </w:p>
-          <w:p>
-            <w:pPr>
-              <w:pStyle w:val="LO-normal"/>
-              <w:widowControl w:val="0"/>
-              <w:numPr>
-                <w:ilvl w:val="1"/>
-                <w:numId w:val="1"/>
-              </w:numPr>
-            </w:pPr>
-            <w:r>
-              <w:t>Deporte</w:t>
-            </w:r>
-          </w:p>
-          <w:p>
-            <w:pPr>
-              <w:pStyle w:val="LO-normal"/>
-              <w:widowControl w:val="0"/>
-              <w:numPr>
-                <w:ilvl w:val="1"/>
-                <w:numId w:val="1"/>
-              </w:numPr>
-            </w:pPr>
-            <w:r>
-              <w:t>Ubicación</w:t>
-            </w:r>
-          </w:p>
-          <w:p>
-            <w:pPr>
-              <w:pStyle w:val="LO-normal"/>
-              <w:widowControl w:val="0"/>
-              <w:numPr>
-                <w:ilvl w:val="1"/>
-                <w:numId w:val="1"/>
-              </w:numPr>
-            </w:pPr>
-            <w:r>
-              <w:t>Fecha</w:t>
-            </w:r>
-          </w:p>
-          <w:p>
-            <w:pPr>
-              <w:pStyle w:val="LO-normal"/>
-              <w:widowControl w:val="0"/>
-              <w:numPr>
-                <w:ilvl w:val="1"/>
-                <w:numId w:val="1"/>
-              </w:numPr>
-            </w:pPr>
-            <w:r>
-              <w:t>Hora</w:t>
-            </w:r>
-          </w:p>
-          <w:p>
-            <w:pPr>
-              <w:pStyle w:val="LO-normal"/>
-              <w:widowControl w:val="0"/>
-              <w:numPr>
-                <w:ilvl w:val="1"/>
-                <w:numId w:val="1"/>
-              </w:numPr>
-            </w:pPr>
-            <w:r>
-              <w:lastRenderedPageBreak/>
-              <w:t>Puntuación Objetiva</w:t>
-            </w:r>
-          </w:p>
-          <w:p>
-            <w:pPr>
-              <w:pStyle w:val="LO-normal"/>
-              <w:widowControl w:val="0"/>
-              <w:numPr>
-                <w:ilvl w:val="1"/>
-                <w:numId w:val="1"/>
-              </w:numPr>
-            </w:pPr>
-            <w:r>
-              <w:t>Competitividad = Sí/No</w:t>
-            </w:r>
-          </w:p>
-          <w:p>
-            <w:pPr>
-              <w:pStyle w:val="LO-normal"/>
-              <w:widowControl w:val="0"/>
-              <w:numPr>
-                <w:ilvl w:val="0"/>
-                <w:numId w:val="1"/>
-              </w:numPr>
-            </w:pPr>
-            <w:r>
-              <w:t xml:space="preserve">Sistema de búsqueda de quedadas con los siguientes </w:t>
-            </w:r>
-            <w:r>
-              <w:rPr>
-                <w:b/>
-              </w:rPr>
-              <w:t>filtros</w:t>
+              <w:t xml:space="preserve">. </w:t>
+            </w:r>
+          </w:p>
+          <w:p>
+            <w:pPr>
+              <w:pStyle w:val="LO-normal"/>
+              <w:widowControl w:val="0"/>
+            </w:pPr>
+            <w:r>
+              <w:t>Preparar la defensa del proyecto.</w:t>
+            </w:r>
+          </w:p>
+          <w:p>
+            <w:pPr>
+              <w:pStyle w:val="LO-normal"/>
+              <w:widowControl w:val="0"/>
+            </w:pPr>
+            <w:r>
+              <w:t>Presentar la defensa del proyecto.</w:t>
+            </w:r>
+          </w:p>
+          <w:p>
+            <w:pPr>
+              <w:pStyle w:val="LO-normal"/>
+              <w:widowControl w:val="0"/>
+            </w:pPr>
+            <w:r>
+              <w:rPr>
+                <w:b/>
+              </w:rPr>
+              <w:t>Recursos necesarios para la ejecución</w:t>
             </w:r>
             <w:r>
               <w:t>:</w:t>
@@ -914,531 +1414,6 @@
             <w:pPr>
               <w:pStyle w:val="LO-normal"/>
               <w:widowControl w:val="0"/>
-              <w:numPr>
-                <w:ilvl w:val="1"/>
-                <w:numId w:val="1"/>
-              </w:numPr>
-            </w:pPr>
-            <w:r>
-              <w:t>Nombre</w:t>
-            </w:r>
-          </w:p>
-          <w:p>
-            <w:pPr>
-              <w:pStyle w:val="LO-normal"/>
-              <w:widowControl w:val="0"/>
-              <w:numPr>
-                <w:ilvl w:val="1"/>
-                <w:numId w:val="1"/>
-              </w:numPr>
-            </w:pPr>
-            <w:r>
-              <w:t>Deporte</w:t>
-            </w:r>
-          </w:p>
-          <w:p>
-            <w:pPr>
-              <w:pStyle w:val="LO-normal"/>
-              <w:widowControl w:val="0"/>
-              <w:numPr>
-                <w:ilvl w:val="1"/>
-                <w:numId w:val="1"/>
-              </w:numPr>
-            </w:pPr>
-            <w:r>
-              <w:t>Ubicación</w:t>
-            </w:r>
-          </w:p>
-          <w:p>
-            <w:pPr>
-              <w:pStyle w:val="LO-normal"/>
-              <w:widowControl w:val="0"/>
-              <w:numPr>
-                <w:ilvl w:val="1"/>
-                <w:numId w:val="1"/>
-              </w:numPr>
-            </w:pPr>
-            <w:r>
-              <w:t>Fecha</w:t>
-            </w:r>
-          </w:p>
-          <w:p>
-            <w:pPr>
-              <w:pStyle w:val="LO-normal"/>
-              <w:widowControl w:val="0"/>
-              <w:numPr>
-                <w:ilvl w:val="1"/>
-                <w:numId w:val="1"/>
-              </w:numPr>
-            </w:pPr>
-            <w:r>
-              <w:t>Hora</w:t>
-            </w:r>
-          </w:p>
-          <w:p>
-            <w:pPr>
-              <w:pStyle w:val="LO-normal"/>
-              <w:widowControl w:val="0"/>
-              <w:numPr>
-                <w:ilvl w:val="1"/>
-                <w:numId w:val="1"/>
-              </w:numPr>
-            </w:pPr>
-            <w:r>
-              <w:t>Puntuación Objetiva</w:t>
-            </w:r>
-          </w:p>
-          <w:p>
-            <w:pPr>
-              <w:pStyle w:val="LO-normal"/>
-              <w:widowControl w:val="0"/>
-              <w:numPr>
-                <w:ilvl w:val="1"/>
-                <w:numId w:val="1"/>
-              </w:numPr>
-            </w:pPr>
-            <w:r>
-              <w:t>Competitividad = Sí/No</w:t>
-            </w:r>
-          </w:p>
-          <w:p>
-            <w:pPr>
-              <w:pStyle w:val="LO-normal"/>
-              <w:widowControl w:val="0"/>
-              <w:numPr>
-                <w:ilvl w:val="0"/>
-                <w:numId w:val="1"/>
-              </w:numPr>
-            </w:pPr>
-            <w:r>
-              <w:t>Visualización de los detalles de las quedadas con los siguientes detalles</w:t>
-            </w:r>
-          </w:p>
-          <w:p>
-            <w:pPr>
-              <w:pStyle w:val="LO-normal"/>
-              <w:widowControl w:val="0"/>
-              <w:numPr>
-                <w:ilvl w:val="1"/>
-                <w:numId w:val="1"/>
-              </w:numPr>
-            </w:pPr>
-            <w:r>
-              <w:t>Información de las quedadas</w:t>
-            </w:r>
-          </w:p>
-          <w:p>
-            <w:pPr>
-              <w:pStyle w:val="LO-normal"/>
-              <w:widowControl w:val="0"/>
-              <w:numPr>
-                <w:ilvl w:val="1"/>
-                <w:numId w:val="1"/>
-              </w:numPr>
-            </w:pPr>
-            <w:r>
-              <w:t>Administradores de las quedadas</w:t>
-            </w:r>
-          </w:p>
-          <w:p>
-            <w:pPr>
-              <w:pStyle w:val="LO-normal"/>
-              <w:widowControl w:val="0"/>
-              <w:numPr>
-                <w:ilvl w:val="1"/>
-                <w:numId w:val="1"/>
-              </w:numPr>
-            </w:pPr>
-            <w:r>
-              <w:t>Participantes de las quedadas</w:t>
-            </w:r>
-          </w:p>
-          <w:p>
-            <w:pPr>
-              <w:pStyle w:val="LO-normal"/>
-              <w:widowControl w:val="0"/>
-              <w:numPr>
-                <w:ilvl w:val="0"/>
-                <w:numId w:val="1"/>
-              </w:numPr>
-            </w:pPr>
-            <w:r>
-              <w:t>Sistema de participación en quedadas</w:t>
-            </w:r>
-          </w:p>
-          <w:p>
-            <w:pPr>
-              <w:pStyle w:val="LO-normal"/>
-              <w:widowControl w:val="0"/>
-              <w:numPr>
-                <w:ilvl w:val="0"/>
-                <w:numId w:val="1"/>
-              </w:numPr>
-            </w:pPr>
-            <w:r>
-              <w:t>Sistema de gestión de equipos en las quedadas</w:t>
-            </w:r>
-          </w:p>
-          <w:p>
-            <w:pPr>
-              <w:pStyle w:val="LO-normal"/>
-              <w:widowControl w:val="0"/>
-              <w:numPr>
-                <w:ilvl w:val="0"/>
-                <w:numId w:val="1"/>
-              </w:numPr>
-            </w:pPr>
-            <w:r>
-              <w:t>Sistema de solicitudes (participar en una quedada, indicar la puntuación, eliminar a un usuario, eliminar la quedada)</w:t>
-            </w:r>
-          </w:p>
-          <w:p>
-            <w:pPr>
-              <w:pStyle w:val="LO-normal"/>
-              <w:widowControl w:val="0"/>
-              <w:numPr>
-                <w:ilvl w:val="0"/>
-                <w:numId w:val="1"/>
-              </w:numPr>
-            </w:pPr>
-            <w:r>
-              <w:t>Sistema de reporte de quedadas irrespetuosas</w:t>
-            </w:r>
-          </w:p>
-          <w:p>
-            <w:pPr>
-              <w:pStyle w:val="LO-normal"/>
-              <w:widowControl w:val="0"/>
-              <w:numPr>
-                <w:ilvl w:val="0"/>
-                <w:numId w:val="1"/>
-              </w:numPr>
-            </w:pPr>
-            <w:r>
-              <w:t>Sistema de reporte de usuarios con actitud negativa (No asistir a la qu</w:t>
-            </w:r>
-            <w:r>
-              <w:t>edada, com</w:t>
-            </w:r>
-            <w:r>
-              <w:t>portamiento irrespetuoso)</w:t>
-            </w:r>
-          </w:p>
-          <w:p>
-            <w:pPr>
-              <w:pStyle w:val="LO-normal"/>
-              <w:widowControl w:val="0"/>
-              <w:numPr>
-                <w:ilvl w:val="0"/>
-                <w:numId w:val="1"/>
-              </w:numPr>
-            </w:pPr>
-            <w:r>
-              <w:t>Sistema de asignación de puntuaciones al terminar la quedada</w:t>
-            </w:r>
-          </w:p>
-          <w:p>
-            <w:pPr>
-              <w:pStyle w:val="LO-normal"/>
-              <w:widowControl w:val="0"/>
-              <w:numPr>
-                <w:ilvl w:val="0"/>
-                <w:numId w:val="1"/>
-              </w:numPr>
-            </w:pPr>
-            <w:r>
-              <w:t>Sistema de comprobación de puntuaciones (Mediante la confirmación de los usuarios que participan)</w:t>
-            </w:r>
-          </w:p>
-          <w:p>
-            <w:pPr>
-              <w:pStyle w:val="LO-normal"/>
-              <w:widowControl w:val="0"/>
-              <w:numPr>
-                <w:ilvl w:val="0"/>
-                <w:numId w:val="1"/>
-              </w:numPr>
-            </w:pPr>
-            <w:r>
-              <w:t>Sistema de historial de quedadas en las que has participado</w:t>
-            </w:r>
-          </w:p>
-          <w:p>
-            <w:pPr>
-              <w:pStyle w:val="LO-normal"/>
-              <w:widowControl w:val="0"/>
-              <w:numPr>
-                <w:ilvl w:val="0"/>
-                <w:numId w:val="1"/>
-              </w:numPr>
-            </w:pPr>
-            <w:r>
-              <w:t>Sistema de historial de quedadas en las que vas a participar</w:t>
-            </w:r>
-          </w:p>
-          <w:p>
-            <w:pPr>
-              <w:pStyle w:val="LO-normal"/>
-              <w:widowControl w:val="0"/>
-              <w:numPr>
-                <w:ilvl w:val="0"/>
-                <w:numId w:val="1"/>
-              </w:numPr>
-            </w:pPr>
-            <w:r>
-              <w:t>Mostrar al usuario los detalles de competitividad:</w:t>
-            </w:r>
-          </w:p>
-          <w:p>
-            <w:pPr>
-              <w:pStyle w:val="LO-normal"/>
-              <w:widowControl w:val="0"/>
-              <w:numPr>
-                <w:ilvl w:val="1"/>
-                <w:numId w:val="1"/>
-              </w:numPr>
-            </w:pPr>
-            <w:r>
-              <w:t>Puntuación competitiva actual</w:t>
-            </w:r>
-          </w:p>
-          <w:p>
-            <w:pPr>
-              <w:pStyle w:val="LO-normal"/>
-              <w:widowControl w:val="0"/>
-              <w:numPr>
-                <w:ilvl w:val="1"/>
-                <w:numId w:val="1"/>
-              </w:numPr>
-            </w:pPr>
-            <w:r>
-              <w:lastRenderedPageBreak/>
-              <w:t>Historial de victorias/derrotas/empates</w:t>
-            </w:r>
-          </w:p>
-          <w:p>
-            <w:pPr>
-              <w:pStyle w:val="LO-normal"/>
-              <w:widowControl w:val="0"/>
-              <w:numPr>
-                <w:ilvl w:val="1"/>
-                <w:numId w:val="1"/>
-              </w:numPr>
-            </w:pPr>
-            <w:r>
-              <w:t>Cantidad de quedadas ganadas/perdidas/empatadas</w:t>
-            </w:r>
-          </w:p>
-          <w:p>
-            <w:pPr>
-              <w:pStyle w:val="LO-normal"/>
-              <w:widowControl w:val="0"/>
-              <w:numPr>
-                <w:ilvl w:val="0"/>
-                <w:numId w:val="1"/>
-              </w:numPr>
-            </w:pPr>
-            <w:r>
-              <w:t>Sistema de chat entre usuarios y con grupos que incluya:</w:t>
-            </w:r>
-          </w:p>
-          <w:p>
-            <w:pPr>
-              <w:pStyle w:val="LO-normal"/>
-              <w:widowControl w:val="0"/>
-              <w:numPr>
-                <w:ilvl w:val="1"/>
-                <w:numId w:val="1"/>
-              </w:numPr>
-            </w:pPr>
-            <w:r>
-              <w:t>Abrir chats entre usuarios</w:t>
-            </w:r>
-          </w:p>
-          <w:p>
-            <w:pPr>
-              <w:pStyle w:val="LO-normal"/>
-              <w:widowControl w:val="0"/>
-              <w:numPr>
-                <w:ilvl w:val="1"/>
-                <w:numId w:val="1"/>
-              </w:numPr>
-            </w:pPr>
-            <w:r>
-              <w:t>Crear grupos con varios usuarios</w:t>
-            </w:r>
-          </w:p>
-          <w:p>
-            <w:pPr>
-              <w:pStyle w:val="LO-normal"/>
-              <w:widowControl w:val="0"/>
-              <w:numPr>
-                <w:ilvl w:val="1"/>
-                <w:numId w:val="1"/>
-              </w:numPr>
-            </w:pPr>
-            <w:r>
-              <w:t>Modificar los integrantes de los grupos así como el nombre, la descripción y la foto del grupo</w:t>
-            </w:r>
-          </w:p>
-          <w:p>
-            <w:pPr>
-              <w:pStyle w:val="LO-normal"/>
-              <w:widowControl w:val="0"/>
-              <w:numPr>
-                <w:ilvl w:val="1"/>
-                <w:numId w:val="1"/>
-              </w:numPr>
-            </w:pPr>
-            <w:r>
-              <w:t>Enviar texto e imágenes a través de los chats</w:t>
-            </w:r>
-          </w:p>
-          <w:p>
-            <w:pPr>
-              <w:pStyle w:val="LO-normal"/>
-              <w:widowControl w:val="0"/>
-              <w:numPr>
-                <w:ilvl w:val="1"/>
-                <w:numId w:val="1"/>
-              </w:numPr>
-            </w:pPr>
-            <w:r>
-              <w:t>Ver el historial de mensajes de un chat</w:t>
-            </w:r>
-          </w:p>
-          <w:p>
-            <w:pPr>
-              <w:pStyle w:val="LO-normal"/>
-              <w:widowControl w:val="0"/>
-            </w:pPr>
-          </w:p>
-          <w:p>
-            <w:pPr>
-              <w:pStyle w:val="LO-normal"/>
-              <w:widowControl w:val="0"/>
-            </w:pPr>
-          </w:p>
-          <w:p>
-            <w:pPr>
-              <w:pStyle w:val="LO-normal"/>
-              <w:widowControl w:val="0"/>
-            </w:pPr>
-          </w:p>
-          <w:p>
-            <w:pPr>
-              <w:pStyle w:val="LO-normal"/>
-              <w:widowControl w:val="0"/>
-            </w:pPr>
-            <w:r>
-              <w:rPr>
-                <w:b/>
-              </w:rPr>
-              <w:t>Vinculación a empresa</w:t>
-            </w:r>
-            <w:r>
-              <w:t xml:space="preserve"> (Sí o No, Especificar empresa vinculada en caso afirmativo):</w:t>
-            </w:r>
-          </w:p>
-          <w:p>
-            <w:pPr>
-              <w:pStyle w:val="LO-normal"/>
-              <w:widowControl w:val="0"/>
-            </w:pPr>
-            <w:r>
-              <w:t>No.</w:t>
-            </w:r>
-          </w:p>
-          <w:p>
-            <w:pPr>
-              <w:pStyle w:val="LO-normal"/>
-              <w:widowControl w:val="0"/>
-            </w:pPr>
-            <w:r>
-              <w:rPr>
-                <w:b/>
-              </w:rPr>
-              <w:t>Actividades a realizar</w:t>
-            </w:r>
-            <w:r>
-              <w:t>:</w:t>
-            </w:r>
-            <w:r>
-              <w:t xml:space="preserve"> </w:t>
-            </w:r>
-          </w:p>
-          <w:p>
-            <w:pPr>
-              <w:pStyle w:val="LO-normal"/>
-              <w:widowControl w:val="0"/>
-            </w:pPr>
-            <w:r>
-              <w:t>Pensar mi idea de proyecto.</w:t>
-            </w:r>
-          </w:p>
-          <w:p>
-            <w:pPr>
-              <w:pStyle w:val="LO-normal"/>
-              <w:widowControl w:val="0"/>
-            </w:pPr>
-            <w:r>
-              <w:t>Pensar, investigar y redactar la memoria del proyecto junto a toda la información necesaria para ésta misma.</w:t>
-            </w:r>
-          </w:p>
-          <w:p>
-            <w:pPr>
-              <w:pStyle w:val="LO-normal"/>
-              <w:widowControl w:val="0"/>
-            </w:pPr>
-            <w:r>
-              <w:t xml:space="preserve">Desarrollar y desplegar mi aplicación web, </w:t>
-            </w:r>
-            <w:proofErr w:type="spellStart"/>
-            <w:r>
-              <w:t>PlayPoint</w:t>
-            </w:r>
-            <w:proofErr w:type="spellEnd"/>
-            <w:r>
-              <w:t xml:space="preserve">. </w:t>
-            </w:r>
-          </w:p>
-          <w:p>
-            <w:pPr>
-              <w:pStyle w:val="LO-normal"/>
-              <w:widowControl w:val="0"/>
-            </w:pPr>
-            <w:r>
-              <w:t>Preparar la defensa del proyecto.</w:t>
-            </w:r>
-          </w:p>
-          <w:p>
-            <w:pPr>
-              <w:pStyle w:val="LO-normal"/>
-              <w:widowControl w:val="0"/>
-            </w:pPr>
-            <w:r>
-              <w:t>Presentar la defensa del proyecto.</w:t>
-            </w:r>
-          </w:p>
-          <w:p>
-            <w:pPr>
-              <w:pStyle w:val="LO-normal"/>
-              <w:widowControl w:val="0"/>
-            </w:pPr>
-            <w:r>
-              <w:rPr>
-                <w:b/>
-              </w:rPr>
-              <w:t>Recursos necesarios para la ejecución</w:t>
-            </w:r>
-            <w:r>
-              <w:t>:</w:t>
-            </w:r>
-          </w:p>
-          <w:p>
-            <w:pPr>
-              <w:pStyle w:val="LO-normal"/>
-              <w:widowControl w:val="0"/>
             </w:pPr>
             <w:r>
               <w:t>ANGULAR, HTML, CSS, JS, TS</w:t>
@@ -1457,6 +1432,9 @@
             <w:pPr>
               <w:pStyle w:val="LO-normal"/>
               <w:widowControl w:val="0"/>
+              <w:rPr>
+                <w:b/>
+              </w:rPr>
             </w:pPr>
             <w:r>
               <w:rPr>
@@ -1466,52 +1444,6 @@
             </w:r>
             <w:r>
               <w:t xml:space="preserve">: </w:t>
-            </w:r>
-          </w:p>
-          <w:p>
-            <w:pPr>
-              <w:pStyle w:val="LO-normal"/>
-              <w:widowControl w:val="0"/>
-              <w:numPr>
-                <w:ilvl w:val="0"/>
-                <w:numId w:val="1"/>
-              </w:numPr>
-            </w:pPr>
-            <w:r>
-              <w:t>Sistema de exportación de estadísticas competitivas e historial de quedadas</w:t>
-            </w:r>
-          </w:p>
-          <w:p>
-            <w:pPr>
-              <w:pStyle w:val="LO-normal"/>
-              <w:widowControl w:val="0"/>
-              <w:numPr>
-                <w:ilvl w:val="0"/>
-                <w:numId w:val="1"/>
-              </w:numPr>
-              <w:rPr>
-                <w:b/>
-              </w:rPr>
-            </w:pPr>
-            <w:r>
-              <w:t>Mostrar anuncios</w:t>
-            </w:r>
-          </w:p>
-          <w:p>
-            <w:pPr>
-              <w:pStyle w:val="LO-normal"/>
-              <w:widowControl w:val="0"/>
-              <w:numPr>
-                <w:ilvl w:val="0"/>
-                <w:numId w:val="1"/>
-              </w:numPr>
-              <w:rPr>
-                <w:b/>
-              </w:rPr>
-            </w:pPr>
-            <w:r>
-              <w:lastRenderedPageBreak/>
-              <w:t>Permitir al usuario cambiar el estilo de la página entre oscuro y claro</w:t>
             </w:r>
           </w:p>
         </w:tc>
@@ -1530,6 +1462,7 @@
         <w:ind w:left="5103"/>
       </w:pPr>
       <w:r>
+        <w:lastRenderedPageBreak/>
         <w:t xml:space="preserve">Zaragoza, a </w:t>
       </w:r>
       <w:r>
@@ -1590,7 +1523,7 @@
       </w:pPr>
     </w:p>
     <w:sectPr>
-      <w:headerReference w:type="default" r:id="rId10"/>
+      <w:headerReference w:type="default" r:id="rId9"/>
       <w:pgSz w:w="11906" w:h="16838"/>
       <w:pgMar w:top="1418" w:right="1418" w:bottom="1418" w:left="1418" w:header="709" w:footer="0" w:gutter="0"/>
       <w:pgNumType w:start="1"/>
@@ -2755,7 +2688,7 @@
 </file>
 
 <file path=customXml/itemProps2.xml><?xml version="1.0" encoding="utf-8"?>
-<ds:datastoreItem xmlns:ds="http://schemas.openxmlformats.org/officeDocument/2006/customXml" ds:itemID="{B5DC1083-B995-4D3D-8D08-99EDBF514A91}">
+<ds:datastoreItem xmlns:ds="http://schemas.openxmlformats.org/officeDocument/2006/customXml" ds:itemID="{7AD2BAB5-BD71-45C2-B59E-D663583B11B1}">
   <ds:schemaRefs>
     <ds:schemaRef ds:uri="http://schemas.openxmlformats.org/officeDocument/2006/bibliography"/>
   </ds:schemaRefs>
